--- a/src/core/generation/templates/inventory.docx
+++ b/src/core/generation/templates/inventory.docx
@@ -1198,6 +1198,10 @@
                 <w:szCs w:val="22"/>
               </w:rPr>
             </w:pPr>
+            <w:r>
+              <w:br/>
+              <w:t>{{Label1.QR}}</w:t>
+            </w:r>
           </w:p>
           <w:p>
             <w:pPr>

--- a/src/core/generation/templates/inventory.docx
+++ b/src/core/generation/templates/inventory.docx
@@ -16,7 +16,7 @@
           <w:insideH w:val="none" w:sz="0" w:space="0" w:color="auto"/>
           <w:insideV w:val="none" w:sz="0" w:space="0" w:color="auto"/>
         </w:tblBorders>
-        <w:tblLayout w:type="fixed"/>
+        <w:tblLayout w:type="autofit"/>
         <w:tblCellMar>
           <w:left w:w="15" w:type="dxa"/>
           <w:right w:w="15" w:type="dxa"/>
@@ -24,7 +24,7 @@
         <w:tblLook w:val="0000" w:firstRow="0" w:lastRow="0" w:firstColumn="0" w:lastColumn="0" w:noHBand="0" w:noVBand="0"/>
       </w:tblPr>
       <w:tblGrid>
-        <w:gridCol w:w="5040"/>
+        <w:gridCol/>
       </w:tblGrid>
       <w:tr>
         <w:trPr>
@@ -33,7 +33,6 @@
         </w:trPr>
         <w:tc>
           <w:tcPr>
-            <w:tcW w:w="5040" w:type="dxa"/>
             <w:tcBorders>
               <w:top w:val="single" w:sz="4" w:space="0" w:color="auto"/>
               <w:left w:val="single" w:sz="4" w:space="0" w:color="auto"/>

--- a/src/core/generation/templates/inventory.docx
+++ b/src/core/generation/templates/inventory.docx
@@ -16,7 +16,7 @@
           <w:insideH w:val="none" w:sz="0" w:space="0" w:color="auto"/>
           <w:insideV w:val="none" w:sz="0" w:space="0" w:color="auto"/>
         </w:tblBorders>
-        <w:tblLayout w:type="autofit"/>
+        <w:tblLayout w:type="fixed"/>
         <w:tblCellMar>
           <w:left w:w="15" w:type="dxa"/>
           <w:right w:w="15" w:type="dxa"/>
@@ -24,7 +24,7 @@
         <w:tblLook w:val="0000" w:firstRow="0" w:lastRow="0" w:firstColumn="0" w:lastColumn="0" w:noHBand="0" w:noVBand="0"/>
       </w:tblPr>
       <w:tblGrid>
-        <w:gridCol/>
+        <w:gridCol w:w="5040"/>
       </w:tblGrid>
       <w:tr>
         <w:trPr>
@@ -33,6 +33,7 @@
         </w:trPr>
         <w:tc>
           <w:tcPr>
+            <w:tcW w:w="5040" w:type="dxa"/>
             <w:tcBorders>
               <w:top w:val="single" w:sz="4" w:space="0" w:color="auto"/>
               <w:left w:val="single" w:sz="4" w:space="0" w:color="auto"/>
